--- a/templates/09-ai-vision/k10-hoi-dap-khach-hang.docx
+++ b/templates/09-ai-vision/k10-hoi-dap-khach-hang.docx
@@ -922,19 +922,19 @@
           <w:sz w:val="26"/>
           <w:szCs w:val="26"/>
         </w:rPr>
-        <w:t xml:space="preserve">không đặt con số cố định</w:t>
-      </w:r>
-      <w:r>
-        <w:rPr>
-          <w:rFonts w:ascii="Times New Roman" w:cs="Times New Roman" w:eastAsia="Times New Roman" w:hAnsi="Times New Roman"/>
-          <w:b w:val="false"/>
-          <w:bCs w:val="false"/>
-          <w:i w:val="false"/>
-          <w:iCs w:val="false"/>
-          <w:sz w:val="26"/>
-          <w:szCs w:val="26"/>
-        </w:rPr>
-        <w:t xml:space="preserve">. Video ghi tại nơi công cộng chỉ được lưu trong thời gian </w:t>
+        <w:t xml:space="preserve">không đặt con số chung</w:t>
+      </w:r>
+      <w:r>
+        <w:rPr>
+          <w:rFonts w:ascii="Times New Roman" w:cs="Times New Roman" w:eastAsia="Times New Roman" w:hAnsi="Times New Roman"/>
+          <w:b w:val="false"/>
+          <w:bCs w:val="false"/>
+          <w:i w:val="false"/>
+          <w:iCs w:val="false"/>
+          <w:sz w:val="26"/>
+          <w:szCs w:val="26"/>
+        </w:rPr>
+        <w:t xml:space="preserve">. Không có văn bản nào quy định thời hạn lưu video chung cho doanh nghiệp, văn phòng, nhà máy, tòa nhà, cửa hàng. Video ghi tại nơi công cộng chỉ được lưu trong thời gian </w:t>
       </w:r>
       <w:r>
         <w:rPr>
@@ -958,31 +958,62 @@
           <w:sz w:val="26"/>
           <w:szCs w:val="26"/>
         </w:rPr>
-        <w:t xml:space="preserve"> thu thập, trừ khi luật khác quy định, rồi phải xóa. Doanh nghiệp tự quyết định và ghi lý do trong Chính sách lưu trữ, xóa. Nhà cung cấp gợi ý mặc định 30 ngày cho video an ninh — đây là gợi ý vận hành, không phải quy định. Lưu quá thời gian cần thiết: phạt 20–40 triệu đồng và buộc xóa. Một số ngành có thể có quy định riêng về lưu hình ảnh (ngân hàng, kho bạc, cơ sở đặc thù) — </w:t>
-      </w:r>
-      <w:r>
-        <w:rPr>
-          <w:rFonts w:ascii="Times New Roman" w:cs="Times New Roman" w:eastAsia="Times New Roman" w:hAnsi="Times New Roman"/>
-          <w:b/>
-          <w:bCs/>
-          <w:i w:val="false"/>
-          <w:iCs w:val="false"/>
-          <w:sz w:val="26"/>
-          <w:szCs w:val="26"/>
-        </w:rPr>
-        <w:t xml:space="preserve">[CẦN ĐỐI CHIẾU]</w:t>
-      </w:r>
-      <w:r>
-        <w:rPr>
-          <w:rFonts w:ascii="Times New Roman" w:cs="Times New Roman" w:eastAsia="Times New Roman" w:hAnsi="Times New Roman"/>
-          <w:b w:val="false"/>
-          <w:bCs w:val="false"/>
-          <w:i w:val="false"/>
-          <w:iCs w:val="false"/>
-          <w:sz w:val="26"/>
-          <w:szCs w:val="26"/>
-        </w:rPr>
-        <w:t xml:space="preserve"> văn bản chuyên ngành.</w:t>
+        <w:t xml:space="preserve"> thu thập, trừ khi luật khác quy định, rồi phải xóa. Doanh nghiệp tự quyết định và ghi lý do trong Chính sách lưu trữ, xóa. Nhà cung cấp gợi ý mặc định 30 ngày cho video an ninh — đây là gợi ý vận hành, không phải quy định. Lưu quá thời gian cần thiết: phạt 20–40 triệu đồng và buộc xóa.</w:t>
+      </w:r>
+    </w:p>
+    <w:p>
+      <w:pPr>
+        <w:spacing w:after="120" w:before="0" w:line="276" w:lineRule="auto"/>
+        <w:ind w:firstLine="566"/>
+        <w:jc w:val="both"/>
+      </w:pPr>
+      <w:r>
+        <w:rPr>
+          <w:rFonts w:ascii="Times New Roman" w:cs="Times New Roman" w:eastAsia="Times New Roman" w:hAnsi="Times New Roman"/>
+          <w:b/>
+          <w:bCs/>
+          <w:i w:val="false"/>
+          <w:iCs w:val="false"/>
+          <w:sz w:val="26"/>
+          <w:szCs w:val="26"/>
+        </w:rPr>
+        <w:t xml:space="preserve">Ngoại lệ — ngành có thời hạn tối thiểu riêng</w:t>
+      </w:r>
+      <w:r>
+        <w:rPr>
+          <w:rFonts w:ascii="Times New Roman" w:cs="Times New Roman" w:eastAsia="Times New Roman" w:hAnsi="Times New Roman"/>
+          <w:b w:val="false"/>
+          <w:bCs w:val="false"/>
+          <w:i w:val="false"/>
+          <w:iCs w:val="false"/>
+          <w:sz w:val="26"/>
+          <w:szCs w:val="26"/>
+        </w:rPr>
+        <w:t xml:space="preserve"> cho nhóm camera thuộc phạm vi quy định: doanh nghiệp chế xuất (camera cổng, kho: 12 tháng, kết nối với hải quan); kho ngoại quan (12 tháng); địa điểm thu gom hàng lẻ (06 tháng); máy ATM (100 ngày); casino (06 tháng); trạm thu phí đường bộ (video làn, ảnh phương tiện 05 năm); xe ô tô kinh doanh vận tải (theo quy định về thiết bị giám sát hành trình). Doanh nghiệp thuộc các ngành này không dùng mức 30 ngày cho nhóm camera đó. </w:t>
+      </w:r>
+      <w:r>
+        <w:rPr>
+          <w:rFonts w:ascii="Times New Roman" w:cs="Times New Roman" w:eastAsia="Times New Roman" w:hAnsi="Times New Roman"/>
+          <w:b/>
+          <w:bCs/>
+          <w:i w:val="false"/>
+          <w:iCs w:val="false"/>
+          <w:sz w:val="26"/>
+          <w:szCs w:val="26"/>
+        </w:rPr>
+        <w:t xml:space="preserve">[CẦN ĐỐI CHIẾU — chưa có toàn văn trong sources/]</w:t>
+      </w:r>
+      <w:r>
+        <w:rPr>
+          <w:rFonts w:ascii="Times New Roman" w:cs="Times New Roman" w:eastAsia="Times New Roman" w:hAnsi="Times New Roman"/>
+          <w:b w:val="false"/>
+          <w:bCs w:val="false"/>
+          <w:i w:val="false"/>
+          <w:iCs w:val="false"/>
+          <w:sz w:val="26"/>
+          <w:szCs w:val="26"/>
+        </w:rPr>
+        <w:t xml:space="preserve"> — thời hạn ngành trích từ nguồn thứ cấp; đối chiếu văn bản gốc trước khi áp dụng.</w:t>
       </w:r>
     </w:p>
     <w:p>
@@ -1013,7 +1044,7 @@
           <w:sz w:val="26"/>
           <w:szCs w:val="26"/>
         </w:rPr>
-        <w:t xml:space="preserve"> khoản 3 Điều 3, khoản 4 Điều 32 Luật BVDLCN; điểm c khoản 1 Điều 39 Nghị định 330. Mẫu: K4.</w:t>
+        <w:t xml:space="preserve"> khoản 3 Điều 3, khoản 4 Điều 32 Luật BVDLCN; điểm c khoản 1 Điều 39 Nghị định 330. Văn bản ngành: Điều 28a Nghị định số 134/2016/NĐ-CP; Nghị định số 68/2016/NĐ-CP (sửa đổi bởi Nghị định số 67/2020/NĐ-CP); Thông tư số 36/2012/TT-NHNN (sửa đổi bởi Thông tư số 20/2016/TT-NHNN); Nghị định số 03/2017/NĐ-CP; Thông tư số 34/2024/TT-BGTVT. Mẫu: K4.</w:t>
       </w:r>
     </w:p>
     <w:p>
@@ -1346,8 +1377,8 @@
         <w:tblLayout w:type="autofit"/>
       </w:tblPr>
       <w:tblGrid>
-        <w:gridCol w:w="4710"/>
-        <w:gridCol w:w="4315"/>
+        <w:gridCol w:w="4578"/>
+        <w:gridCol w:w="4447"/>
       </w:tblGrid>
       <w:tr>
         <w:trPr>
@@ -1356,7 +1387,7 @@
         </w:trPr>
         <w:tc>
           <w:tcPr>
-            <w:tcW w:type="dxa" w:w="4710"/>
+            <w:tcW w:type="dxa" w:w="4578"/>
             <w:tcBorders>
               <w:top w:val="single" w:color="000000" w:sz="4"/>
               <w:left w:val="single" w:color="000000" w:sz="4"/>
@@ -1394,7 +1425,7 @@
         </w:tc>
         <w:tc>
           <w:tcPr>
-            <w:tcW w:type="dxa" w:w="4315"/>
+            <w:tcW w:type="dxa" w:w="4447"/>
             <w:tcBorders>
               <w:top w:val="single" w:color="000000" w:sz="4"/>
               <w:left w:val="single" w:color="000000" w:sz="4"/>
@@ -1438,7 +1469,7 @@
         </w:trPr>
         <w:tc>
           <w:tcPr>
-            <w:tcW w:type="dxa" w:w="4710"/>
+            <w:tcW w:type="dxa" w:w="4578"/>
             <w:tcBorders>
               <w:top w:val="single" w:color="000000" w:sz="4"/>
               <w:left w:val="single" w:color="000000" w:sz="4"/>
@@ -1475,7 +1506,7 @@
         </w:tc>
         <w:tc>
           <w:tcPr>
-            <w:tcW w:type="dxa" w:w="4315"/>
+            <w:tcW w:type="dxa" w:w="4447"/>
             <w:tcBorders>
               <w:top w:val="single" w:color="000000" w:sz="4"/>
               <w:left w:val="single" w:color="000000" w:sz="4"/>
@@ -1530,7 +1561,7 @@
         </w:trPr>
         <w:tc>
           <w:tcPr>
-            <w:tcW w:type="dxa" w:w="4710"/>
+            <w:tcW w:type="dxa" w:w="4578"/>
             <w:tcBorders>
               <w:top w:val="single" w:color="000000" w:sz="4"/>
               <w:left w:val="single" w:color="000000" w:sz="4"/>
@@ -1561,13 +1592,80 @@
                 <w:sz w:val="24"/>
                 <w:szCs w:val="24"/>
               </w:rPr>
-              <w:t xml:space="preserve">Nhật ký, bảng chấm công</w:t>
+              <w:t xml:space="preserve">Bảng chấm công tổng hợp tháng (không chứa ảnh, dữ liệu khuôn mặt)</w:t>
             </w:r>
           </w:p>
         </w:tc>
         <w:tc>
           <w:tcPr>
-            <w:tcW w:type="dxa" w:w="4315"/>
+            <w:tcW w:type="dxa" w:w="4447"/>
+            <w:tcBorders>
+              <w:top w:val="single" w:color="000000" w:sz="4"/>
+              <w:left w:val="single" w:color="000000" w:sz="4"/>
+              <w:bottom w:val="single" w:color="000000" w:sz="4"/>
+              <w:right w:val="single" w:color="000000" w:sz="4"/>
+            </w:tcBorders>
+            <w:tcMar>
+              <w:top w:type="dxa" w:w="30"/>
+              <w:left w:type="dxa" w:w="70"/>
+              <w:bottom w:type="dxa" w:w="30"/>
+              <w:right w:type="dxa" w:w="70"/>
+            </w:tcMar>
+            <w:vAlign w:val="center"/>
+          </w:tcPr>
+          <w:p>
+            <w:pPr>
+              <w:keepNext/>
+              <w:spacing w:after="0" w:before="0" w:line="240" w:lineRule="auto"/>
+              <w:jc w:val="left"/>
+            </w:pPr>
+            <w:r>
+              <w:rPr>
+                <w:rFonts w:ascii="Times New Roman" w:cs="Times New Roman" w:eastAsia="Times New Roman" w:hAnsi="Times New Roman"/>
+                <w:b/>
+                <w:bCs/>
+                <w:i w:val="false"/>
+                <w:iCs w:val="false"/>
+                <w:sz w:val="24"/>
+                <w:szCs w:val="24"/>
+              </w:rPr>
+              <w:t xml:space="preserve">Giữ</w:t>
+            </w:r>
+            <w:r>
+              <w:rPr>
+                <w:rFonts w:ascii="Times New Roman" w:cs="Times New Roman" w:eastAsia="Times New Roman" w:hAnsi="Times New Roman"/>
+                <w:b w:val="false"/>
+                <w:bCs w:val="false"/>
+                <w:i w:val="false"/>
+                <w:iCs w:val="false"/>
+                <w:sz w:val="24"/>
+                <w:szCs w:val="24"/>
+              </w:rPr>
+              <w:t xml:space="preserve"> — là tài liệu kế toán: tối thiểu 05 năm, khuyến nghị 10 năm, kể từ ngày kết thúc kỳ kế toán năm; hết hạn thì hủy </w:t>
+            </w:r>
+            <w:r>
+              <w:rPr>
+                <w:rFonts w:ascii="Times New Roman" w:cs="Times New Roman" w:eastAsia="Times New Roman" w:hAnsi="Times New Roman"/>
+                <w:b/>
+                <w:bCs/>
+                <w:i w:val="false"/>
+                <w:iCs w:val="false"/>
+                <w:sz w:val="24"/>
+                <w:szCs w:val="24"/>
+              </w:rPr>
+              <w:t xml:space="preserve">[CẦN ĐỐI CHIẾU — chưa có toàn văn trong sources/]</w:t>
+            </w:r>
+          </w:p>
+        </w:tc>
+      </w:tr>
+      <w:tr>
+        <w:trPr>
+          <w:cantSplit/>
+          <w:tblHeader w:val="false"/>
+        </w:trPr>
+        <w:tc>
+          <w:tcPr>
+            <w:tcW w:type="dxa" w:w="4578"/>
             <w:tcBorders>
               <w:top w:val="single" w:color="000000" w:sz="4"/>
               <w:left w:val="single" w:color="000000" w:sz="4"/>
@@ -1598,7 +1696,44 @@
                 <w:sz w:val="24"/>
                 <w:szCs w:val="24"/>
               </w:rPr>
-              <w:t xml:space="preserve">Giữ theo thời hạn pháp luật lao động, kế toán quy định (</w:t>
+              <w:t xml:space="preserve">Nhật ký chấm công thô (từng lượt vào, ra)</w:t>
+            </w:r>
+          </w:p>
+        </w:tc>
+        <w:tc>
+          <w:tcPr>
+            <w:tcW w:type="dxa" w:w="4447"/>
+            <w:tcBorders>
+              <w:top w:val="single" w:color="000000" w:sz="4"/>
+              <w:left w:val="single" w:color="000000" w:sz="4"/>
+              <w:bottom w:val="single" w:color="000000" w:sz="4"/>
+              <w:right w:val="single" w:color="000000" w:sz="4"/>
+            </w:tcBorders>
+            <w:tcMar>
+              <w:top w:type="dxa" w:w="30"/>
+              <w:left w:type="dxa" w:w="70"/>
+              <w:bottom w:type="dxa" w:w="30"/>
+              <w:right w:type="dxa" w:w="70"/>
+            </w:tcMar>
+            <w:vAlign w:val="center"/>
+          </w:tcPr>
+          <w:p>
+            <w:pPr>
+              <w:keepNext/>
+              <w:spacing w:after="0" w:before="0" w:line="240" w:lineRule="auto"/>
+              <w:jc w:val="left"/>
+            </w:pPr>
+            <w:r>
+              <w:rPr>
+                <w:rFonts w:ascii="Times New Roman" w:cs="Times New Roman" w:eastAsia="Times New Roman" w:hAnsi="Times New Roman"/>
+                <w:b w:val="false"/>
+                <w:bCs w:val="false"/>
+                <w:i w:val="false"/>
+                <w:iCs w:val="false"/>
+                <w:sz w:val="24"/>
+                <w:szCs w:val="24"/>
+              </w:rPr>
+              <w:t xml:space="preserve">Giữ theo thời hạn doanh nghiệp đã </w:t>
             </w:r>
             <w:r>
               <w:rPr>
@@ -1610,7 +1745,7 @@
                 <w:sz w:val="24"/>
                 <w:szCs w:val="24"/>
               </w:rPr>
-              <w:t xml:space="preserve">[CẦN ĐỐI CHIẾU]</w:t>
+              <w:t xml:space="preserve">thỏa thuận</w:t>
             </w:r>
             <w:r>
               <w:rPr>
@@ -1622,7 +1757,7 @@
                 <w:sz w:val="24"/>
                 <w:szCs w:val="24"/>
               </w:rPr>
-              <w:t xml:space="preserve"> — văn bản chưa có trong bộ nguồn), hết hạn thì xóa</w:t>
+              <w:t xml:space="preserve"> với người lao động trong nội quy, phụ lục hợp đồng lao động (nhà cung cấp gợi ý 24 tháng kể từ kỳ trả lương); pháp luật không đặt con số; hết hạn thì xóa. Không có thỏa thuận thì phải xóa khi chấm dứt hợp đồng</w:t>
             </w:r>
           </w:p>
         </w:tc>
@@ -1634,7 +1769,7 @@
         </w:trPr>
         <w:tc>
           <w:tcPr>
-            <w:tcW w:type="dxa" w:w="4710"/>
+            <w:tcW w:type="dxa" w:w="4578"/>
             <w:tcBorders>
               <w:top w:val="single" w:color="000000" w:sz="4"/>
               <w:left w:val="single" w:color="000000" w:sz="4"/>
@@ -1671,7 +1806,7 @@
         </w:tc>
         <w:tc>
           <w:tcPr>
-            <w:tcW w:type="dxa" w:w="4315"/>
+            <w:tcW w:type="dxa" w:w="4447"/>
             <w:tcBorders>
               <w:top w:val="single" w:color="000000" w:sz="4"/>
               <w:left w:val="single" w:color="000000" w:sz="4"/>
@@ -1714,7 +1849,7 @@
         </w:trPr>
         <w:tc>
           <w:tcPr>
-            <w:tcW w:type="dxa" w:w="4710"/>
+            <w:tcW w:type="dxa" w:w="4578"/>
             <w:tcBorders>
               <w:top w:val="single" w:color="000000" w:sz="4"/>
               <w:left w:val="single" w:color="000000" w:sz="4"/>
@@ -1751,7 +1886,7 @@
         </w:tc>
         <w:tc>
           <w:tcPr>
-            <w:tcW w:type="dxa" w:w="4315"/>
+            <w:tcW w:type="dxa" w:w="4447"/>
             <w:tcBorders>
               <w:top w:val="single" w:color="000000" w:sz="4"/>
               <w:left w:val="single" w:color="000000" w:sz="4"/>
@@ -1841,7 +1976,7 @@
           <w:sz w:val="26"/>
           <w:szCs w:val="26"/>
         </w:rPr>
-        <w:t xml:space="preserve"> điểm b, c khoản 2 Điều 25 Luật BVDLCN; điểm a, b khoản 2 Điều 61 Nghị định 330. Mẫu: K4.</w:t>
+        <w:t xml:space="preserve"> điểm b, c khoản 2 Điều 25 Luật BVDLCN; điểm a, b khoản 2 Điều 61 Nghị định 330; khoản 5 Điều 41 Luật Kế toán số 88/2015/QH13; Điều 190 Bộ luật Lao động số 45/2019/QH14 (thời hiệu tranh chấp lao động — lý do của mức 24 tháng). Mẫu: K3, K4.</w:t>
       </w:r>
     </w:p>
     <w:p>
@@ -4602,6 +4737,198 @@
     <w:p>
       <w:pPr>
         <w:keepNext/>
+        <w:spacing w:after="120" w:before="180" w:line="240" w:lineRule="auto"/>
+        <w:jc w:val="left"/>
+      </w:pPr>
+      <w:r>
+        <w:rPr>
+          <w:rFonts w:ascii="Times New Roman" w:cs="Times New Roman" w:eastAsia="Times New Roman" w:hAnsi="Times New Roman"/>
+          <w:b/>
+          <w:bCs/>
+          <w:i w:val="false"/>
+          <w:iCs w:val="false"/>
+          <w:caps w:val="false"/>
+          <w:sz w:val="28"/>
+          <w:szCs w:val="28"/>
+        </w:rPr>
+        <w:t xml:space="preserve">H. Thiết bị</w:t>
+      </w:r>
+    </w:p>
+    <w:p>
+      <w:pPr>
+        <w:spacing w:after="120" w:before="0" w:line="276" w:lineRule="auto"/>
+        <w:ind w:firstLine="566"/>
+        <w:jc w:val="both"/>
+      </w:pPr>
+      <w:r>
+        <w:rPr>
+          <w:rFonts w:ascii="Times New Roman" w:cs="Times New Roman" w:eastAsia="Times New Roman" w:hAnsi="Times New Roman"/>
+          <w:b/>
+          <w:bCs/>
+          <w:i w:val="false"/>
+          <w:iCs w:val="false"/>
+          <w:sz w:val="26"/>
+          <w:szCs w:val="26"/>
+        </w:rPr>
+        <w:t xml:space="preserve">Câu 21. Camera nhập khẩu có phải hợp quy không?</w:t>
+      </w:r>
+    </w:p>
+    <w:p>
+      <w:pPr>
+        <w:spacing w:after="120" w:before="0" w:line="276" w:lineRule="auto"/>
+        <w:ind w:firstLine="566"/>
+        <w:jc w:val="both"/>
+      </w:pPr>
+      <w:r>
+        <w:rPr>
+          <w:rFonts w:ascii="Times New Roman" w:cs="Times New Roman" w:eastAsia="Times New Roman" w:hAnsi="Times New Roman"/>
+          <w:b/>
+          <w:bCs/>
+          <w:i w:val="false"/>
+          <w:iCs w:val="false"/>
+          <w:sz w:val="26"/>
+          <w:szCs w:val="26"/>
+        </w:rPr>
+        <w:t xml:space="preserve">Có, theo thông tin tra cứu — chưa xác minh đầy đủ.</w:t>
+      </w:r>
+      <w:r>
+        <w:rPr>
+          <w:rFonts w:ascii="Times New Roman" w:cs="Times New Roman" w:eastAsia="Times New Roman" w:hAnsi="Times New Roman"/>
+          <w:b w:val="false"/>
+          <w:bCs w:val="false"/>
+          <w:i w:val="false"/>
+          <w:iCs w:val="false"/>
+          <w:sz w:val="26"/>
+          <w:szCs w:val="26"/>
+        </w:rPr>
+        <w:t xml:space="preserve"> Từ 01/07/2026, thiết bị camera giám sát sử dụng giao thức Internet phải đáp ứng QCVN 11:2026/BCA (ban hành kèm Thông tư số 48/2026/TT-BCA ngày 12/5/2026, thay QCVN 135:2024/BTTTT). Theo nguồn thứ cấp, Thông tư số 125/2026/TT-BCA xếp camera giám sát, camera nhận dạng vào danh mục sản phẩm, hàng hóa có mức độ rủi ro trung bình. Khi đó nhà sản xuất, nhà nhập khẩu phải </w:t>
+      </w:r>
+      <w:r>
+        <w:rPr>
+          <w:rFonts w:ascii="Times New Roman" w:cs="Times New Roman" w:eastAsia="Times New Roman" w:hAnsi="Times New Roman"/>
+          <w:b/>
+          <w:bCs/>
+          <w:i w:val="false"/>
+          <w:iCs w:val="false"/>
+          <w:sz w:val="26"/>
+          <w:szCs w:val="26"/>
+        </w:rPr>
+        <w:t xml:space="preserve">công bố hợp quy</w:t>
+      </w:r>
+      <w:r>
+        <w:rPr>
+          <w:rFonts w:ascii="Times New Roman" w:cs="Times New Roman" w:eastAsia="Times New Roman" w:hAnsi="Times New Roman"/>
+          <w:b w:val="false"/>
+          <w:bCs w:val="false"/>
+          <w:i w:val="false"/>
+          <w:iCs w:val="false"/>
+          <w:sz w:val="26"/>
+          <w:szCs w:val="26"/>
+        </w:rPr>
+        <w:t xml:space="preserve"> và gắn </w:t>
+      </w:r>
+      <w:r>
+        <w:rPr>
+          <w:rFonts w:ascii="Times New Roman" w:cs="Times New Roman" w:eastAsia="Times New Roman" w:hAnsi="Times New Roman"/>
+          <w:b/>
+          <w:bCs/>
+          <w:i w:val="false"/>
+          <w:iCs w:val="false"/>
+          <w:sz w:val="26"/>
+          <w:szCs w:val="26"/>
+        </w:rPr>
+        <w:t xml:space="preserve">dấu hợp quy CR</w:t>
+      </w:r>
+      <w:r>
+        <w:rPr>
+          <w:rFonts w:ascii="Times New Roman" w:cs="Times New Roman" w:eastAsia="Times New Roman" w:hAnsi="Times New Roman"/>
+          <w:b w:val="false"/>
+          <w:bCs w:val="false"/>
+          <w:i w:val="false"/>
+          <w:iCs w:val="false"/>
+          <w:sz w:val="26"/>
+          <w:szCs w:val="26"/>
+        </w:rPr>
+        <w:t xml:space="preserve"> trước khi đưa thiết bị ra thị trường. Thiết bị lắp trên xe kinh doanh vận tải theo quy chuẩn riêng QCVN 06:2024/BCA.</w:t>
+      </w:r>
+    </w:p>
+    <w:p>
+      <w:pPr>
+        <w:spacing w:after="120" w:before="0" w:line="276" w:lineRule="auto"/>
+        <w:ind w:firstLine="566"/>
+        <w:jc w:val="both"/>
+      </w:pPr>
+      <w:r>
+        <w:rPr>
+          <w:rFonts w:ascii="Times New Roman" w:cs="Times New Roman" w:eastAsia="Times New Roman" w:hAnsi="Times New Roman"/>
+          <w:b w:val="false"/>
+          <w:bCs w:val="false"/>
+          <w:i w:val="false"/>
+          <w:iCs w:val="false"/>
+          <w:sz w:val="26"/>
+          <w:szCs w:val="26"/>
+        </w:rPr>
+        <w:t xml:space="preserve">Chưa xác minh: đầu đọc khuôn mặt, camera biển số, đầu ghi có thuộc danh mục không; tự công bố hay phải có chứng nhận của tổ chức được chỉ định; hàng đã nhập trước 01/07/2026 xử lý thế nào. Nghĩa vụ hợp quy thuộc nhà sản xuất, nhà nhập khẩu. Doanh nghiệp mua, lắp camera nên yêu cầu nhà cung cấp giao bản công bố hợp quy, giấy chứng nhận hoặc kết quả thử nghiệm của từng model.</w:t>
+      </w:r>
+    </w:p>
+    <w:p>
+      <w:pPr>
+        <w:spacing w:after="120" w:before="0" w:line="276" w:lineRule="auto"/>
+        <w:ind w:firstLine="566"/>
+        <w:jc w:val="both"/>
+      </w:pPr>
+      <w:r>
+        <w:rPr>
+          <w:rFonts w:ascii="Times New Roman" w:cs="Times New Roman" w:eastAsia="Times New Roman" w:hAnsi="Times New Roman"/>
+          <w:b w:val="false"/>
+          <w:bCs w:val="false"/>
+          <w:i/>
+          <w:iCs/>
+          <w:sz w:val="26"/>
+          <w:szCs w:val="26"/>
+        </w:rPr>
+        <w:t xml:space="preserve">Căn cứ:</w:t>
+      </w:r>
+      <w:r>
+        <w:rPr>
+          <w:rFonts w:ascii="Times New Roman" w:cs="Times New Roman" w:eastAsia="Times New Roman" w:hAnsi="Times New Roman"/>
+          <w:b w:val="false"/>
+          <w:bCs w:val="false"/>
+          <w:i w:val="false"/>
+          <w:iCs w:val="false"/>
+          <w:sz w:val="26"/>
+          <w:szCs w:val="26"/>
+        </w:rPr>
+        <w:t xml:space="preserve"> Thông tư số 48/2026/TT-BCA; Thông tư số 125/2026/TT-BCA — </w:t>
+      </w:r>
+      <w:r>
+        <w:rPr>
+          <w:rFonts w:ascii="Times New Roman" w:cs="Times New Roman" w:eastAsia="Times New Roman" w:hAnsi="Times New Roman"/>
+          <w:b/>
+          <w:bCs/>
+          <w:i w:val="false"/>
+          <w:iCs w:val="false"/>
+          <w:sz w:val="26"/>
+          <w:szCs w:val="26"/>
+        </w:rPr>
+        <w:t xml:space="preserve">[CẦN ĐỐI CHIẾU — chưa có toàn văn trong sources/]</w:t>
+      </w:r>
+      <w:r>
+        <w:rPr>
+          <w:rFonts w:ascii="Times New Roman" w:cs="Times New Roman" w:eastAsia="Times New Roman" w:hAnsi="Times New Roman"/>
+          <w:b w:val="false"/>
+          <w:bCs w:val="false"/>
+          <w:i w:val="false"/>
+          <w:iCs w:val="false"/>
+          <w:sz w:val="26"/>
+          <w:szCs w:val="26"/>
+        </w:rPr>
+        <w:t xml:space="preserve">. Mẫu: K8 mục B21; B4.</w:t>
+      </w:r>
+    </w:p>
+    <w:p>
+      <w:pPr>
+        <w:keepNext/>
         <w:spacing w:after="180" w:before="120" w:line="240" w:lineRule="auto"/>
         <w:jc w:val="center"/>
       </w:pPr>

--- a/templates/09-ai-vision/k10-hoi-dap-khach-hang.docx
+++ b/templates/09-ai-vision/k10-hoi-dap-khach-hang.docx
@@ -475,7 +475,7 @@
           <w:sz w:val="26"/>
           <w:szCs w:val="26"/>
         </w:rPr>
-        <w:t xml:space="preserve"> khoản 2, khoản 3 Điều 38, khoản 2 Điều 31, khoản 1 Điều 21 Luật BVDLCN; điểm đ khoản 1 Điều 4, Điều 41 Nghị định 356; khoản 1, điểm b khoản 3 Điều 55 Nghị định 330. Tiêu chí doanh nghiệp nhỏ, siêu nhỏ, khởi nghiệp theo pháp luật về hỗ trợ doanh nghiệp nhỏ và vừa — </w:t>
+        <w:t xml:space="preserve"> khoản 2, khoản 3 Điều 38, khoản 2 Điều 31, khoản 1 Điều 21 Luật BVDLCN; điểm đ khoản 1 Điều 4, Điều 41 Nghị định 356; khoản 1, điểm b khoản 3 Điều 55 Nghị định 330. Tiêu chí doanh nghiệp nhỏ, siêu nhỏ: Điều 4 Luật Hỗ trợ doanh nghiệp nhỏ và vừa số 04/2017/QH14 và Điều 5 Nghị định số 80/2021/NĐ-CP (số lao động tham gia bảo hiểm xã hội bình quân năm và doanh thu hoặc tổng nguồn vốn). "Doanh nghiệp khởi nghiệp" chưa được Luật BVDLCN định nghĩa — </w:t>
       </w:r>
       <w:r>
         <w:rPr>

--- a/templates/09-ai-vision/k10-hoi-dap-khach-hang.docx
+++ b/templates/09-ai-vision/k10-hoi-dap-khach-hang.docx
@@ -977,43 +977,43 @@
           <w:sz w:val="26"/>
           <w:szCs w:val="26"/>
         </w:rPr>
-        <w:t xml:space="preserve">Ngoại lệ — ngành có thời hạn tối thiểu riêng</w:t>
-      </w:r>
-      <w:r>
-        <w:rPr>
-          <w:rFonts w:ascii="Times New Roman" w:cs="Times New Roman" w:eastAsia="Times New Roman" w:hAnsi="Times New Roman"/>
-          <w:b w:val="false"/>
-          <w:bCs w:val="false"/>
-          <w:i w:val="false"/>
-          <w:iCs w:val="false"/>
-          <w:sz w:val="26"/>
-          <w:szCs w:val="26"/>
-        </w:rPr>
-        <w:t xml:space="preserve"> cho nhóm camera thuộc phạm vi quy định: doanh nghiệp chế xuất (camera cổng, kho: 12 tháng, kết nối với hải quan); kho ngoại quan (12 tháng); địa điểm thu gom hàng lẻ (06 tháng); máy ATM (100 ngày); casino (06 tháng); trạm thu phí đường bộ (video làn, ảnh phương tiện 05 năm); xe ô tô kinh doanh vận tải (theo quy định về thiết bị giám sát hành trình). Doanh nghiệp thuộc các ngành này không dùng mức 30 ngày cho nhóm camera đó. </w:t>
-      </w:r>
-      <w:r>
-        <w:rPr>
-          <w:rFonts w:ascii="Times New Roman" w:cs="Times New Roman" w:eastAsia="Times New Roman" w:hAnsi="Times New Roman"/>
-          <w:b/>
-          <w:bCs/>
-          <w:i w:val="false"/>
-          <w:iCs w:val="false"/>
-          <w:sz w:val="26"/>
-          <w:szCs w:val="26"/>
-        </w:rPr>
-        <w:t xml:space="preserve">[CẦN ĐỐI CHIẾU — chưa có toàn văn trong sources/]</w:t>
-      </w:r>
-      <w:r>
-        <w:rPr>
-          <w:rFonts w:ascii="Times New Roman" w:cs="Times New Roman" w:eastAsia="Times New Roman" w:hAnsi="Times New Roman"/>
-          <w:b w:val="false"/>
-          <w:bCs w:val="false"/>
-          <w:i w:val="false"/>
-          <w:iCs w:val="false"/>
-          <w:sz w:val="26"/>
-          <w:szCs w:val="26"/>
-        </w:rPr>
-        <w:t xml:space="preserve"> — thời hạn ngành trích từ nguồn thứ cấp; đối chiếu văn bản gốc trước khi áp dụng.</w:t>
+        <w:t xml:space="preserve">Ngoại lệ:</w:t>
+      </w:r>
+      <w:r>
+        <w:rPr>
+          <w:rFonts w:ascii="Times New Roman" w:cs="Times New Roman" w:eastAsia="Times New Roman" w:hAnsi="Times New Roman"/>
+          <w:b w:val="false"/>
+          <w:bCs w:val="false"/>
+          <w:i w:val="false"/>
+          <w:iCs w:val="false"/>
+          <w:sz w:val="26"/>
+          <w:szCs w:val="26"/>
+        </w:rPr>
+        <w:t xml:space="preserve"> một số ngành có quy định riêng buộc lưu lâu hơn hoặc kết nối camera với cơ quan quản lý (ví dụ hải quan, ngân hàng, casino, trạm thu phí, vận tải). Nếu thuộc các ngành này, doanh nghiệp tra văn bản chuyên ngành và cấu hình theo đó — </w:t>
+      </w:r>
+      <w:r>
+        <w:rPr>
+          <w:rFonts w:ascii="Times New Roman" w:cs="Times New Roman" w:eastAsia="Times New Roman" w:hAnsi="Times New Roman"/>
+          <w:b/>
+          <w:bCs/>
+          <w:i w:val="false"/>
+          <w:iCs w:val="false"/>
+          <w:sz w:val="26"/>
+          <w:szCs w:val="26"/>
+        </w:rPr>
+        <w:t xml:space="preserve">[CẦN ĐỐI CHIẾU pháp luật chuyên ngành]</w:t>
+      </w:r>
+      <w:r>
+        <w:rPr>
+          <w:rFonts w:ascii="Times New Roman" w:cs="Times New Roman" w:eastAsia="Times New Roman" w:hAnsi="Times New Roman"/>
+          <w:b w:val="false"/>
+          <w:bCs w:val="false"/>
+          <w:i w:val="false"/>
+          <w:iCs w:val="false"/>
+          <w:sz w:val="26"/>
+          <w:szCs w:val="26"/>
+        </w:rPr>
+        <w:t xml:space="preserve">.</w:t>
       </w:r>
     </w:p>
     <w:p>
@@ -1044,7 +1044,7 @@
           <w:sz w:val="26"/>
           <w:szCs w:val="26"/>
         </w:rPr>
-        <w:t xml:space="preserve"> khoản 3 Điều 3, khoản 4 Điều 32 Luật BVDLCN; điểm c khoản 1 Điều 39 Nghị định 330. Văn bản ngành: Điều 28a Nghị định số 134/2016/NĐ-CP; Nghị định số 68/2016/NĐ-CP (sửa đổi bởi Nghị định số 67/2020/NĐ-CP); Thông tư số 36/2012/TT-NHNN (sửa đổi bởi Thông tư số 20/2016/TT-NHNN); Nghị định số 03/2017/NĐ-CP; Thông tư số 34/2024/TT-BGTVT. Mẫu: K4.</w:t>
+        <w:t xml:space="preserve"> khoản 3 Điều 3, khoản 4 Điều 32 Luật BVDLCN; điểm c khoản 1 Điều 39 Nghị định 330.</w:t>
       </w:r>
     </w:p>
     <w:p>

--- a/templates/09-ai-vision/k10-hoi-dap-khach-hang.docx
+++ b/templates/09-ai-vision/k10-hoi-dap-khach-hang.docx
@@ -4025,7 +4025,55 @@
           <w:sz w:val="26"/>
           <w:szCs w:val="26"/>
         </w:rPr>
-        <w:t xml:space="preserve">- DPIA, nhân sự bảo vệ dữ liệu cá nhân (dữ liệu nhạy cảm, không được miễn).</w:t>
+        <w:t xml:space="preserve">- Theo Luật Trí tuệ nhân tạo: điểm danh chỉ để xác nhận có mặt, không theo dõi liên tục trong lớp, không phân tích mức độ chú ý, cảm xúc, không cảnh báo tự động tần suất cao thì có thể lập luận là </w:t>
+      </w:r>
+      <w:r>
+        <w:rPr>
+          <w:rFonts w:ascii="Times New Roman" w:cs="Times New Roman" w:eastAsia="Times New Roman" w:hAnsi="Times New Roman"/>
+          <w:b/>
+          <w:bCs/>
+          <w:i w:val="false"/>
+          <w:iCs w:val="false"/>
+          <w:sz w:val="26"/>
+          <w:szCs w:val="26"/>
+        </w:rPr>
+        <w:t xml:space="preserve">không</w:t>
+      </w:r>
+      <w:r>
+        <w:rPr>
+          <w:rFonts w:ascii="Times New Roman" w:cs="Times New Roman" w:eastAsia="Times New Roman" w:hAnsi="Times New Roman"/>
+          <w:b w:val="false"/>
+          <w:bCs w:val="false"/>
+          <w:i w:val="false"/>
+          <w:iCs w:val="false"/>
+          <w:sz w:val="26"/>
+          <w:szCs w:val="26"/>
+        </w:rPr>
+        <w:t xml:space="preserve"> thuộc mục I.3 Danh mục rủi ro cao (hệ thống giám sát, phân tích hành vi người học). Camera lớp học theo dõi liên tục, cảnh báo tự động thì coi là rủi ro cao. </w:t>
+      </w:r>
+      <w:r>
+        <w:rPr>
+          <w:rFonts w:ascii="Times New Roman" w:cs="Times New Roman" w:eastAsia="Times New Roman" w:hAnsi="Times New Roman"/>
+          <w:b/>
+          <w:bCs/>
+          <w:i w:val="false"/>
+          <w:iCs w:val="false"/>
+          <w:sz w:val="26"/>
+          <w:szCs w:val="26"/>
+        </w:rPr>
+        <w:t xml:space="preserve">[CẦN ĐỐI CHIẾU]</w:t>
+      </w:r>
+      <w:r>
+        <w:rPr>
+          <w:rFonts w:ascii="Times New Roman" w:cs="Times New Roman" w:eastAsia="Times New Roman" w:hAnsi="Times New Roman"/>
+          <w:b w:val="false"/>
+          <w:bCs w:val="false"/>
+          <w:i w:val="false"/>
+          <w:iCs w:val="false"/>
+          <w:sz w:val="26"/>
+          <w:szCs w:val="26"/>
+        </w:rPr>
+        <w:t xml:space="preserve"> — chưa có hướng dẫn chính thức.</w:t>
       </w:r>
     </w:p>
     <w:p>
@@ -4044,6 +4092,25 @@
           <w:sz w:val="26"/>
           <w:szCs w:val="26"/>
         </w:rPr>
+        <w:t xml:space="preserve">- DPIA, nhân sự bảo vệ dữ liệu cá nhân (dữ liệu nhạy cảm, không được miễn).</w:t>
+      </w:r>
+    </w:p>
+    <w:p>
+      <w:pPr>
+        <w:spacing w:after="60" w:before="0" w:line="276" w:lineRule="auto"/>
+        <w:ind w:left="453" w:hanging="283"/>
+        <w:jc w:val="both"/>
+      </w:pPr>
+      <w:r>
+        <w:rPr>
+          <w:rFonts w:ascii="Times New Roman" w:cs="Times New Roman" w:eastAsia="Times New Roman" w:hAnsi="Times New Roman"/>
+          <w:b w:val="false"/>
+          <w:bCs w:val="false"/>
+          <w:i w:val="false"/>
+          <w:iCs w:val="false"/>
+          <w:sz w:val="26"/>
+          <w:szCs w:val="26"/>
+        </w:rPr>
         <w:t xml:space="preserve">- Nhà cung cấp vận hành phần mềm giáo dục có điểm danh, ghi hình (cloud) là kinh doanh dịch vụ xử lý dữ liệu cá nhân — cần Giấy chứng nhận.</w:t>
       </w:r>
     </w:p>
@@ -4094,7 +4161,7 @@
           <w:sz w:val="26"/>
           <w:szCs w:val="26"/>
         </w:rPr>
-        <w:t xml:space="preserve"> khoản 2 Điều 24 Luật BVDLCN; khoản 5 Điều 21 Nghị định 356; khoản 1, khoản 3 Điều 60 Nghị định 330.</w:t>
+        <w:t xml:space="preserve"> khoản 2 Điều 24 Luật BVDLCN; khoản 5 Điều 21 Nghị định 356; khoản 1, khoản 3 Điều 60 Nghị định 330; Quyết định 33/2026/QĐ-TTg Phụ lục mục I.3.</w:t>
       </w:r>
     </w:p>
     <w:p>

--- a/templates/09-ai-vision/k10-hoi-dap-khach-hang.docx
+++ b/templates/09-ai-vision/k10-hoi-dap-khach-hang.docx
@@ -4996,6 +4996,358 @@
     <w:p>
       <w:pPr>
         <w:keepNext/>
+        <w:spacing w:after="120" w:before="180" w:line="240" w:lineRule="auto"/>
+        <w:jc w:val="left"/>
+      </w:pPr>
+      <w:r>
+        <w:rPr>
+          <w:rFonts w:ascii="Times New Roman" w:cs="Times New Roman" w:eastAsia="Times New Roman" w:hAnsi="Times New Roman"/>
+          <w:b/>
+          <w:bCs/>
+          <w:i w:val="false"/>
+          <w:iCs w:val="false"/>
+          <w:caps w:val="false"/>
+          <w:sz w:val="28"/>
+          <w:szCs w:val="28"/>
+        </w:rPr>
+        <w:t xml:space="preserve">I. Người lao động của đơn vị khác làm việc tại địa điểm</w:t>
+      </w:r>
+    </w:p>
+    <w:p>
+      <w:pPr>
+        <w:spacing w:after="120" w:before="0" w:line="276" w:lineRule="auto"/>
+        <w:ind w:firstLine="566"/>
+        <w:jc w:val="both"/>
+      </w:pPr>
+      <w:r>
+        <w:rPr>
+          <w:rFonts w:ascii="Times New Roman" w:cs="Times New Roman" w:eastAsia="Times New Roman" w:hAnsi="Times New Roman"/>
+          <w:b/>
+          <w:bCs/>
+          <w:i w:val="false"/>
+          <w:iCs w:val="false"/>
+          <w:sz w:val="26"/>
+          <w:szCs w:val="26"/>
+        </w:rPr>
+        <w:t xml:space="preserve">Câu 22. Người lao động của đơn vị đối tác làm việc tại địa điểm của chúng tôi. Đơn vị đối tác gửi danh sách, ảnh để chúng tôi đăng ký khuôn mặt. Cần làm gì?</w:t>
+      </w:r>
+    </w:p>
+    <w:p>
+      <w:pPr>
+        <w:spacing w:after="60" w:before="0" w:line="276" w:lineRule="auto"/>
+        <w:ind w:left="453" w:hanging="283"/>
+        <w:jc w:val="both"/>
+      </w:pPr>
+      <w:r>
+        <w:rPr>
+          <w:rFonts w:ascii="Times New Roman" w:cs="Times New Roman" w:eastAsia="Times New Roman" w:hAnsi="Times New Roman"/>
+          <w:b w:val="false"/>
+          <w:bCs w:val="false"/>
+          <w:i w:val="false"/>
+          <w:iCs w:val="false"/>
+          <w:sz w:val="26"/>
+          <w:szCs w:val="26"/>
+        </w:rPr>
+        <w:t xml:space="preserve">- Doanh nghiệp là </w:t>
+      </w:r>
+      <w:r>
+        <w:rPr>
+          <w:rFonts w:ascii="Times New Roman" w:cs="Times New Roman" w:eastAsia="Times New Roman" w:hAnsi="Times New Roman"/>
+          <w:b/>
+          <w:bCs/>
+          <w:i w:val="false"/>
+          <w:iCs w:val="false"/>
+          <w:sz w:val="26"/>
+          <w:szCs w:val="26"/>
+        </w:rPr>
+        <w:t xml:space="preserve">bên kiểm soát</w:t>
+      </w:r>
+      <w:r>
+        <w:rPr>
+          <w:rFonts w:ascii="Times New Roman" w:cs="Times New Roman" w:eastAsia="Times New Roman" w:hAnsi="Times New Roman"/>
+          <w:b w:val="false"/>
+          <w:bCs w:val="false"/>
+          <w:i w:val="false"/>
+          <w:iCs w:val="false"/>
+          <w:sz w:val="26"/>
+          <w:szCs w:val="26"/>
+        </w:rPr>
+        <w:t xml:space="preserve"> dữ liệu khuôn mặt nhưng </w:t>
+      </w:r>
+      <w:r>
+        <w:rPr>
+          <w:rFonts w:ascii="Times New Roman" w:cs="Times New Roman" w:eastAsia="Times New Roman" w:hAnsi="Times New Roman"/>
+          <w:b/>
+          <w:bCs/>
+          <w:i w:val="false"/>
+          <w:iCs w:val="false"/>
+          <w:sz w:val="26"/>
+          <w:szCs w:val="26"/>
+        </w:rPr>
+        <w:t xml:space="preserve">không</w:t>
+      </w:r>
+      <w:r>
+        <w:rPr>
+          <w:rFonts w:ascii="Times New Roman" w:cs="Times New Roman" w:eastAsia="Times New Roman" w:hAnsi="Times New Roman"/>
+          <w:b w:val="false"/>
+          <w:bCs w:val="false"/>
+          <w:i w:val="false"/>
+          <w:iCs w:val="false"/>
+          <w:sz w:val="26"/>
+          <w:szCs w:val="26"/>
+        </w:rPr>
+        <w:t xml:space="preserve"> có hợp đồng lao động với những người này, nên không dựa vào nội quy lao động. Xin </w:t>
+      </w:r>
+      <w:r>
+        <w:rPr>
+          <w:rFonts w:ascii="Times New Roman" w:cs="Times New Roman" w:eastAsia="Times New Roman" w:hAnsi="Times New Roman"/>
+          <w:b/>
+          <w:bCs/>
+          <w:i w:val="false"/>
+          <w:iCs w:val="false"/>
+          <w:sz w:val="26"/>
+          <w:szCs w:val="26"/>
+        </w:rPr>
+        <w:t xml:space="preserve">đồng ý của từng người</w:t>
+      </w:r>
+      <w:r>
+        <w:rPr>
+          <w:rFonts w:ascii="Times New Roman" w:cs="Times New Roman" w:eastAsia="Times New Roman" w:hAnsi="Times New Roman"/>
+          <w:b w:val="false"/>
+          <w:bCs w:val="false"/>
+          <w:i w:val="false"/>
+          <w:iCs w:val="false"/>
+          <w:sz w:val="26"/>
+          <w:szCs w:val="26"/>
+        </w:rPr>
+        <w:t xml:space="preserve"> (Mẫu E), nộp trực tiếp cho doanh nghiệp; người không đồng ý ra vào bằng thẻ hoặc mã QR.</w:t>
+      </w:r>
+    </w:p>
+    <w:p>
+      <w:pPr>
+        <w:spacing w:after="60" w:before="0" w:line="276" w:lineRule="auto"/>
+        <w:ind w:left="453" w:hanging="283"/>
+        <w:jc w:val="both"/>
+      </w:pPr>
+      <w:r>
+        <w:rPr>
+          <w:rFonts w:ascii="Times New Roman" w:cs="Times New Roman" w:eastAsia="Times New Roman" w:hAnsi="Times New Roman"/>
+          <w:b w:val="false"/>
+          <w:bCs w:val="false"/>
+          <w:i w:val="false"/>
+          <w:iCs w:val="false"/>
+          <w:sz w:val="26"/>
+          <w:szCs w:val="26"/>
+        </w:rPr>
+        <w:t xml:space="preserve">- Đơn vị đối tác gửi danh sách, ảnh cho doanh nghiệp là </w:t>
+      </w:r>
+      <w:r>
+        <w:rPr>
+          <w:rFonts w:ascii="Times New Roman" w:cs="Times New Roman" w:eastAsia="Times New Roman" w:hAnsi="Times New Roman"/>
+          <w:b/>
+          <w:bCs/>
+          <w:i w:val="false"/>
+          <w:iCs w:val="false"/>
+          <w:sz w:val="26"/>
+          <w:szCs w:val="26"/>
+        </w:rPr>
+        <w:t xml:space="preserve">chuyển giao dữ liệu cá nhân</w:t>
+      </w:r>
+      <w:r>
+        <w:rPr>
+          <w:rFonts w:ascii="Times New Roman" w:cs="Times New Roman" w:eastAsia="Times New Roman" w:hAnsi="Times New Roman"/>
+          <w:b w:val="false"/>
+          <w:bCs w:val="false"/>
+          <w:i w:val="false"/>
+          <w:iCs w:val="false"/>
+          <w:sz w:val="26"/>
+          <w:szCs w:val="26"/>
+        </w:rPr>
+        <w:t xml:space="preserve">. Hai bên ký </w:t>
+      </w:r>
+      <w:r>
+        <w:rPr>
+          <w:rFonts w:ascii="Times New Roman" w:cs="Times New Roman" w:eastAsia="Times New Roman" w:hAnsi="Times New Roman"/>
+          <w:b/>
+          <w:bCs/>
+          <w:i w:val="false"/>
+          <w:iCs w:val="false"/>
+          <w:sz w:val="26"/>
+          <w:szCs w:val="26"/>
+        </w:rPr>
+        <w:t xml:space="preserve">thỏa thuận chuyển giao</w:t>
+      </w:r>
+      <w:r>
+        <w:rPr>
+          <w:rFonts w:ascii="Times New Roman" w:cs="Times New Roman" w:eastAsia="Times New Roman" w:hAnsi="Times New Roman"/>
+          <w:b w:val="false"/>
+          <w:bCs w:val="false"/>
+          <w:i w:val="false"/>
+          <w:iCs w:val="false"/>
+          <w:sz w:val="26"/>
+          <w:szCs w:val="26"/>
+        </w:rPr>
+        <w:t xml:space="preserve"> nêu mục đích, loại dữ liệu, thời hạn xóa, cơ sở pháp lý, trách nhiệm bảo vệ, thực hiện quyền của người lao động và phối hợp khi vi phạm (K11).</w:t>
+      </w:r>
+    </w:p>
+    <w:p>
+      <w:pPr>
+        <w:spacing w:after="60" w:before="0" w:line="276" w:lineRule="auto"/>
+        <w:ind w:left="453" w:hanging="283"/>
+        <w:jc w:val="both"/>
+      </w:pPr>
+      <w:r>
+        <w:rPr>
+          <w:rFonts w:ascii="Times New Roman" w:cs="Times New Roman" w:eastAsia="Times New Roman" w:hAnsi="Times New Roman"/>
+          <w:b w:val="false"/>
+          <w:bCs w:val="false"/>
+          <w:i w:val="false"/>
+          <w:iCs w:val="false"/>
+          <w:sz w:val="26"/>
+          <w:szCs w:val="26"/>
+        </w:rPr>
+        <w:t xml:space="preserve">- </w:t>
+      </w:r>
+      <w:r>
+        <w:rPr>
+          <w:rFonts w:ascii="Times New Roman" w:cs="Times New Roman" w:eastAsia="Times New Roman" w:hAnsi="Times New Roman"/>
+          <w:b/>
+          <w:bCs/>
+          <w:i w:val="false"/>
+          <w:iCs w:val="false"/>
+          <w:sz w:val="26"/>
+          <w:szCs w:val="26"/>
+        </w:rPr>
+        <w:t xml:space="preserve">Nên chụp ảnh trực tiếp tại bàn đăng ký</w:t>
+      </w:r>
+      <w:r>
+        <w:rPr>
+          <w:rFonts w:ascii="Times New Roman" w:cs="Times New Roman" w:eastAsia="Times New Roman" w:hAnsi="Times New Roman"/>
+          <w:b w:val="false"/>
+          <w:bCs w:val="false"/>
+          <w:i w:val="false"/>
+          <w:iCs w:val="false"/>
+          <w:sz w:val="26"/>
+          <w:szCs w:val="26"/>
+        </w:rPr>
+        <w:t xml:space="preserve"> thay vì nhận ảnh từ đơn vị đối tác. Nếu nhận ảnh: chỉ qua kênh mã hóa, không qua nhóm chat, thư điện tử thường; xóa tệp sau khi đăng ký.</w:t>
+      </w:r>
+    </w:p>
+    <w:p>
+      <w:pPr>
+        <w:spacing w:after="60" w:before="0" w:line="276" w:lineRule="auto"/>
+        <w:ind w:left="453" w:hanging="283"/>
+        <w:jc w:val="both"/>
+      </w:pPr>
+      <w:r>
+        <w:rPr>
+          <w:rFonts w:ascii="Times New Roman" w:cs="Times New Roman" w:eastAsia="Times New Roman" w:hAnsi="Times New Roman"/>
+          <w:b w:val="false"/>
+          <w:bCs w:val="false"/>
+          <w:i w:val="false"/>
+          <w:iCs w:val="false"/>
+          <w:sz w:val="26"/>
+          <w:szCs w:val="26"/>
+        </w:rPr>
+        <w:t xml:space="preserve">- Dùng nhật ký ra vào để đối chiếu ngày công, thanh toán với đơn vị đối tác: gửi </w:t>
+      </w:r>
+      <w:r>
+        <w:rPr>
+          <w:rFonts w:ascii="Times New Roman" w:cs="Times New Roman" w:eastAsia="Times New Roman" w:hAnsi="Times New Roman"/>
+          <w:b/>
+          <w:bCs/>
+          <w:i w:val="false"/>
+          <w:iCs w:val="false"/>
+          <w:sz w:val="26"/>
+          <w:szCs w:val="26"/>
+        </w:rPr>
+        <w:t xml:space="preserve">số liệu tổng hợp không gắn tên</w:t>
+      </w:r>
+      <w:r>
+        <w:rPr>
+          <w:rFonts w:ascii="Times New Roman" w:cs="Times New Roman" w:eastAsia="Times New Roman" w:hAnsi="Times New Roman"/>
+          <w:b w:val="false"/>
+          <w:bCs w:val="false"/>
+          <w:i w:val="false"/>
+          <w:iCs w:val="false"/>
+          <w:sz w:val="26"/>
+          <w:szCs w:val="26"/>
+        </w:rPr>
+        <w:t xml:space="preserve">; bảng có tên chỉ gồm người đã đồng ý riêng cho mục đích này.</w:t>
+      </w:r>
+    </w:p>
+    <w:p>
+      <w:pPr>
+        <w:spacing w:after="60" w:before="0" w:line="276" w:lineRule="auto"/>
+        <w:ind w:left="453" w:hanging="283"/>
+        <w:jc w:val="both"/>
+      </w:pPr>
+      <w:r>
+        <w:rPr>
+          <w:rFonts w:ascii="Times New Roman" w:cs="Times New Roman" w:eastAsia="Times New Roman" w:hAnsi="Times New Roman"/>
+          <w:b w:val="false"/>
+          <w:bCs w:val="false"/>
+          <w:i w:val="false"/>
+          <w:iCs w:val="false"/>
+          <w:sz w:val="26"/>
+          <w:szCs w:val="26"/>
+        </w:rPr>
+        <w:t xml:space="preserve">- Đơn vị đối tác phải báo khi người lao động thôi làm việc tại địa điểm để doanh nghiệp khóa quyền và xóa dữ liệu khuôn mặt.</w:t>
+      </w:r>
+    </w:p>
+    <w:p>
+      <w:pPr>
+        <w:spacing w:after="120" w:before="0" w:line="276" w:lineRule="auto"/>
+        <w:ind w:firstLine="566"/>
+        <w:jc w:val="both"/>
+      </w:pPr>
+      <w:r>
+        <w:rPr>
+          <w:rFonts w:ascii="Times New Roman" w:cs="Times New Roman" w:eastAsia="Times New Roman" w:hAnsi="Times New Roman"/>
+          <w:b w:val="false"/>
+          <w:bCs w:val="false"/>
+          <w:i w:val="false"/>
+          <w:iCs w:val="false"/>
+          <w:sz w:val="26"/>
+          <w:szCs w:val="26"/>
+        </w:rPr>
+        <w:t xml:space="preserve">Chuyển ảnh không mã hóa: 50–80 triệu đồng; thỏa thuận chuyển giao thiếu trách nhiệm các bên: 20–30 triệu đồng; dùng dữ liệu nhận qua chuyển giao cho mục đích khác: 50–80 triệu đồng.</w:t>
+      </w:r>
+    </w:p>
+    <w:p>
+      <w:pPr>
+        <w:spacing w:after="120" w:before="0" w:line="276" w:lineRule="auto"/>
+        <w:ind w:firstLine="566"/>
+        <w:jc w:val="both"/>
+      </w:pPr>
+      <w:r>
+        <w:rPr>
+          <w:rFonts w:ascii="Times New Roman" w:cs="Times New Roman" w:eastAsia="Times New Roman" w:hAnsi="Times New Roman"/>
+          <w:b w:val="false"/>
+          <w:bCs w:val="false"/>
+          <w:i/>
+          <w:iCs/>
+          <w:sz w:val="26"/>
+          <w:szCs w:val="26"/>
+        </w:rPr>
+        <w:t xml:space="preserve">Căn cứ:</w:t>
+      </w:r>
+      <w:r>
+        <w:rPr>
+          <w:rFonts w:ascii="Times New Roman" w:cs="Times New Roman" w:eastAsia="Times New Roman" w:hAnsi="Times New Roman"/>
+          <w:b w:val="false"/>
+          <w:bCs w:val="false"/>
+          <w:i w:val="false"/>
+          <w:iCs w:val="false"/>
+          <w:sz w:val="26"/>
+          <w:szCs w:val="26"/>
+        </w:rPr>
+        <w:t xml:space="preserve"> Điều 9, khoản 1 Điều 17 Luật BVDLCN; khoản 1, khoản 2 Điều 7 Nghị định 356; khoản 2 Điều 48, khoản 1 và khoản 3 Điều 52 Nghị định 330. Mẫu: K2 Mẫu E; K11.</w:t>
+      </w:r>
+    </w:p>
+    <w:p>
+      <w:pPr>
+        <w:keepNext/>
         <w:spacing w:after="180" w:before="120" w:line="240" w:lineRule="auto"/>
         <w:jc w:val="center"/>
       </w:pPr>
